--- a/docs/reports/docx/ПР-13 Выпуск новой версии. серверное окружение и деплой.docx
+++ b/docs/reports/docx/ПР-13 Выпуск новой версии. серверное окружение и деплой.docx
@@ -1993,7 +1993,7 @@
       <w:r>
         <w:drawing>
           <wp:inline>
-            <wp:extent cx="5759999" cy="688152"/>
+            <wp:extent cx="5759999" cy="683069"/>
             <wp:effectExtent b="0" l="0" r="0" t="0"/>
             <wp:docPr descr="Рисунок 2 — Процедура выпуска версии с откатом" title="" id="28" name="Picture"/>
             <a:graphic>
@@ -2014,7 +2014,7 @@
                   <pic:spPr bwMode="auto">
                     <a:xfrm>
                       <a:off x="0" y="0"/>
-                      <a:ext cx="5759999" cy="688152"/>
+                      <a:ext cx="5759999" cy="683069"/>
                     </a:xfrm>
                     <a:prstGeom prst="rect">
                       <a:avLst/>
@@ -2073,13 +2073,13 @@
         <w:rPr>
           <w:rStyle w:val="VerbatimChar"/>
         </w:rPr>
-        <w:t xml:space="preserve">git checkout v&lt;версия&gt;</w:t>
+        <w:t xml:space="preserve">git pull --ff-only origin main</w:t>
       </w:r>
       <w:r>
         <w:t xml:space="preserve"> </w:t>
       </w:r>
       <w:r>
-        <w:t xml:space="preserve">(тег в репозитории);</w:t>
+        <w:t xml:space="preserve">— получение кода версии из репозитория;</w:t>
       </w:r>
     </w:p>
     <w:p>
@@ -2258,22 +2258,7 @@
         <w:t xml:space="preserve">SKIP_GIT=1 ./deploy/release.sh 2.0.0</w:t>
       </w:r>
       <w:r>
-        <w:t xml:space="preserve">), тег</w:t>
-      </w:r>
-      <w:r>
-        <w:t xml:space="preserve"> </w:t>
-      </w:r>
-      <w:r>
-        <w:rPr>
-          <w:rStyle w:val="VerbatimChar"/>
-        </w:rPr>
-        <w:t xml:space="preserve">v2.0.0</w:t>
-      </w:r>
-      <w:r>
-        <w:t xml:space="preserve"> </w:t>
-      </w:r>
-      <w:r>
-        <w:t xml:space="preserve">поставлен после публикации кода в GitHub; на сервере тот же скрипт сам переключается на тег.</w:t>
+        <w:t xml:space="preserve">); на сервере тот же скрипт сначала получает код из ветки main.</w:t>
       </w:r>
     </w:p>
     <w:p>
